--- a/worksheets/1주차_학생워크시트.docx
+++ b/worksheets/1주차_학생워크시트.docx
@@ -1357,7 +1357,7 @@
                 <w:sz w:val="20"/>
                 <w:szCs w:val="20"/>
               </w:rPr>
-              <w:t xml:space="preserve">RGB LED (공통 캐소드)</w:t>
+              <w:t xml:space="preserve">RGB LED 모듈 (저항 내장, 4핀)</w:t>
             </w:r>
           </w:p>
         </w:tc>
@@ -1407,7 +1407,7 @@
                 <w:sz w:val="20"/>
                 <w:szCs w:val="20"/>
               </w:rPr>
-              <w:t xml:space="preserve"/>
+              <w:t xml:space="preserve">핀 순서: 위에서부터 GND·B·G·R</w:t>
             </w:r>
           </w:p>
         </w:tc>
@@ -1462,7 +1462,7 @@
                 <w:sz w:val="20"/>
                 <w:szCs w:val="20"/>
               </w:rPr>
-              <w:t xml:space="preserve">220Ω 저항</w:t>
+              <w:t xml:space="preserve">전해 커패시터 470~1000μF</w:t>
             </w:r>
           </w:p>
         </w:tc>
@@ -1487,7 +1487,7 @@
                 <w:sz w:val="20"/>
                 <w:szCs w:val="20"/>
               </w:rPr>
-              <w:t xml:space="preserve">3</w:t>
+              <w:t xml:space="preserve">1</w:t>
             </w:r>
           </w:p>
         </w:tc>
@@ -1512,7 +1512,7 @@
                 <w:sz w:val="20"/>
                 <w:szCs w:val="20"/>
               </w:rPr>
-              <w:t xml:space="preserve">RGB 각 핀 보호용</w:t>
+              <w:t xml:space="preserve">서보 전원 안정화 (아래 전원 주의 참고)</w:t>
             </w:r>
           </w:p>
         </w:tc>
@@ -2156,7 +2156,7 @@
                 <w:sz w:val="20"/>
                 <w:szCs w:val="20"/>
               </w:rPr>
-              <w:t xml:space="preserve">CdS 한쪽 다리</w:t>
+              <w:t xml:space="preserve">10kΩ 저항 한쪽</w:t>
             </w:r>
           </w:p>
         </w:tc>
@@ -2206,7 +2206,7 @@
                 <w:sz w:val="20"/>
                 <w:szCs w:val="20"/>
               </w:rPr>
-              <w:t xml:space="preserve"/>
+              <w:t xml:space="preserve">고정저항이 3V3 쪽</w:t>
             </w:r>
           </w:p>
         </w:tc>
@@ -2236,7 +2236,7 @@
                 <w:sz w:val="20"/>
                 <w:szCs w:val="20"/>
               </w:rPr>
-              <w:t xml:space="preserve">CdS 다른쪽 다리</w:t>
+              <w:t xml:space="preserve">10kΩ 다른쪽 + CdS 한쪽 다리</w:t>
             </w:r>
           </w:p>
         </w:tc>
@@ -2261,7 +2261,7 @@
                 <w:sz w:val="20"/>
                 <w:szCs w:val="20"/>
               </w:rPr>
-              <w:t xml:space="preserve">10kΩ 저항 상단 + GP26(ADC0)</w:t>
+              <w:t xml:space="preserve">GP26(ADC0)</w:t>
             </w:r>
           </w:p>
         </w:tc>
@@ -2286,7 +2286,7 @@
                 <w:sz w:val="20"/>
                 <w:szCs w:val="20"/>
               </w:rPr>
-              <w:t xml:space="preserve">분압점을 ADC로 읽음</w:t>
+              <w:t xml:space="preserve">이 지점이 분압점</w:t>
             </w:r>
           </w:p>
         </w:tc>
@@ -2316,7 +2316,7 @@
                 <w:sz w:val="20"/>
                 <w:szCs w:val="20"/>
               </w:rPr>
-              <w:t xml:space="preserve">10kΩ 저항 하단</w:t>
+              <w:t xml:space="preserve">CdS 다른쪽 다리</w:t>
             </w:r>
           </w:p>
         </w:tc>
@@ -2366,7 +2366,7 @@
                 <w:sz w:val="20"/>
                 <w:szCs w:val="20"/>
               </w:rPr>
-              <w:t xml:space="preserve"/>
+              <w:t xml:space="preserve">CdS가 GND 쪽 — 반대로 꽂으면 무드등이 정반대로 동작</w:t>
             </w:r>
           </w:p>
         </w:tc>
@@ -2396,7 +2396,7 @@
                 <w:sz w:val="20"/>
                 <w:szCs w:val="20"/>
               </w:rPr>
-              <w:t xml:space="preserve">RGB LED R</w:t>
+              <w:t xml:space="preserve">RGB 모듈 GND (맨 위)</w:t>
             </w:r>
           </w:p>
         </w:tc>
@@ -2421,7 +2421,7 @@
                 <w:sz w:val="20"/>
                 <w:szCs w:val="20"/>
               </w:rPr>
-              <w:t xml:space="preserve">220Ω 거쳐 GP17</w:t>
+              <w:t xml:space="preserve">GND</w:t>
             </w:r>
           </w:p>
         </w:tc>
@@ -2476,7 +2476,7 @@
                 <w:sz w:val="20"/>
                 <w:szCs w:val="20"/>
               </w:rPr>
-              <w:t xml:space="preserve">RGB LED G</w:t>
+              <w:t xml:space="preserve">RGB 모듈 B</w:t>
             </w:r>
           </w:p>
         </w:tc>
@@ -2501,7 +2501,7 @@
                 <w:sz w:val="20"/>
                 <w:szCs w:val="20"/>
               </w:rPr>
-              <w:t xml:space="preserve">220Ω 거쳐 GP18</w:t>
+              <w:t xml:space="preserve">GP19</w:t>
             </w:r>
           </w:p>
         </w:tc>
@@ -2526,7 +2526,7 @@
                 <w:sz w:val="20"/>
                 <w:szCs w:val="20"/>
               </w:rPr>
-              <w:t xml:space="preserve"/>
+              <w:t xml:space="preserve">저항 내장이므로 220Ω 불필요</w:t>
             </w:r>
           </w:p>
         </w:tc>
@@ -2556,7 +2556,7 @@
                 <w:sz w:val="20"/>
                 <w:szCs w:val="20"/>
               </w:rPr>
-              <w:t xml:space="preserve">RGB LED B</w:t>
+              <w:t xml:space="preserve">RGB 모듈 G</w:t>
             </w:r>
           </w:p>
         </w:tc>
@@ -2581,7 +2581,7 @@
                 <w:sz w:val="20"/>
                 <w:szCs w:val="20"/>
               </w:rPr>
-              <w:t xml:space="preserve">220Ω 거쳐 GP19</w:t>
+              <w:t xml:space="preserve">GP18</w:t>
             </w:r>
           </w:p>
         </w:tc>
@@ -2636,7 +2636,7 @@
                 <w:sz w:val="20"/>
                 <w:szCs w:val="20"/>
               </w:rPr>
-              <w:t xml:space="preserve">RGB LED 공통핀(캐소드)</w:t>
+              <w:t xml:space="preserve">RGB 모듈 R (맨 아래)</w:t>
             </w:r>
           </w:p>
         </w:tc>
@@ -2661,7 +2661,7 @@
                 <w:sz w:val="20"/>
                 <w:szCs w:val="20"/>
               </w:rPr>
-              <w:t xml:space="preserve">GND</w:t>
+              <w:t xml:space="preserve">GP17</w:t>
             </w:r>
           </w:p>
         </w:tc>
@@ -2927,6 +2927,57 @@
                 <w:szCs w:val="20"/>
               </w:rPr>
               <w:t xml:space="preserve"/>
+            </w:r>
+          </w:p>
+        </w:tc>
+      </w:tr>
+    </w:tbl>
+    <w:p>
+      <w:pPr>
+        <w:spacing w:after="160"/>
+      </w:pPr>
+    </w:p>
+    <w:tbl>
+      <w:tblPr>
+        <w:tblW w:type="dxa" w:w="9350"/>
+        <w:tblBorders>
+          <w:top w:val="single" w:color="BFBFBF" w:sz="4"/>
+          <w:left w:val="single" w:color="BFBFBF" w:sz="4"/>
+          <w:bottom w:val="single" w:color="BFBFBF" w:sz="4"/>
+          <w:right w:val="single" w:color="BFBFBF" w:sz="4"/>
+          <w:insideH w:val="single" w:color="BFBFBF" w:sz="4"/>
+          <w:insideV w:val="single" w:color="BFBFBF" w:sz="4"/>
+        </w:tblBorders>
+      </w:tblPr>
+      <w:tblGrid>
+        <w:gridCol w:w="100"/>
+      </w:tblGrid>
+      <w:tr>
+        <w:trPr>
+          <w:cantSplit/>
+        </w:trPr>
+        <w:tc>
+          <w:tcPr>
+            <w:tcW w:type="dxa" w:w="9350"/>
+            <w:shd w:fill="EEF3FB" w:val="clear"/>
+            <w:tcMar>
+              <w:top w:type="dxa" w:w="140"/>
+              <w:left w:type="dxa" w:w="200"/>
+              <w:bottom w:type="dxa" w:w="140"/>
+              <w:right w:type="dxa" w:w="200"/>
+            </w:tcMar>
+          </w:tcPr>
+          <w:p>
+            <w:r>
+              <w:rPr>
+                <w:rFonts w:ascii="Malgun Gothic" w:cs="Malgun Gothic" w:eastAsia="Malgun Gothic" w:hAnsi="Malgun Gothic"/>
+                <w:i/>
+                <w:iCs/>
+                <w:color w:val="1F3864"/>
+                <w:sz w:val="20"/>
+                <w:szCs w:val="20"/>
+              </w:rPr>
+              <w:t xml:space="preserve">전원 주의 — 서보가 움직이는 순간 Pico가 리셋된다면 배선이 헐거워서가 아니라 전류가 모자라서입니다. SG90은 대기 중 5~15mA지만 기동·방향 전환 순간에 700~1000mA까지 끌어 씁니다. 노트북 USB 2.0 포트는 500mA뿐이라 그 순간 전압이 주저앉아 Pico가 재부팅됩니다. 470~1000μF 전해 커패시터를 서보 전원(빨강 ↔ 갈색) 바로 옆에 달면 커패시터가 순간 전류를 대신 내줍니다. 전해 커패시터는 극성이 있으니 긴 다리가 +(빨강 쪽)입니다.</w:t>
             </w:r>
           </w:p>
         </w:tc>
@@ -3091,7 +3142,7 @@
           <w:sz w:val="21"/>
           <w:szCs w:val="21"/>
         </w:rPr>
-        <w:t xml:space="preserve">☐  RGB LED 3색 핀 + 저항 연결 완료</w:t>
+        <w:t xml:space="preserve">☐  RGB 모듈 4핀 연결 완료 (위에서부터 GND·B·G·R — 따로 220Ω을 달지 않았다)</w:t>
       </w:r>
     </w:p>
     <w:p>
@@ -3106,6 +3157,20 @@
           <w:szCs w:val="21"/>
         </w:rPr>
         <w:t xml:space="preserve">☐  SG90 서보모터 3선 연결 완료 (VCC는 반드시 VBUS!)</w:t>
+      </w:r>
+    </w:p>
+    <w:p>
+      <w:pPr>
+        <w:spacing w:after="100"/>
+        <w:ind w:left="260"/>
+      </w:pPr>
+      <w:r>
+        <w:rPr>
+          <w:rFonts w:ascii="Malgun Gothic" w:cs="Malgun Gothic" w:eastAsia="Malgun Gothic" w:hAnsi="Malgun Gothic"/>
+          <w:sz w:val="21"/>
+          <w:szCs w:val="21"/>
+        </w:rPr>
+        <w:t xml:space="preserve">☐  서보 전원에 커패시터(470~1000μF)를 달았다 — 긴 다리가 +(빨강 쪽)</w:t>
       </w:r>
     </w:p>
     <w:p>
@@ -7669,6 +7734,61 @@
                 <w:sz w:val="20"/>
                 <w:szCs w:val="20"/>
               </w:rPr>
+              <w:t xml:space="preserve">서보가 움직이는 순간 Pico가 리셋된다</w:t>
+            </w:r>
+          </w:p>
+        </w:tc>
+        <w:tc>
+          <w:tcPr>
+            <w:tcW w:type="dxa" w:w="5550"/>
+            <w:tcMar>
+              <w:top w:type="dxa" w:w="100"/>
+              <w:left w:type="dxa" w:w="120"/>
+              <w:bottom w:type="dxa" w:w="100"/>
+              <w:right w:type="dxa" w:w="120"/>
+            </w:tcMar>
+            <w:vAlign w:val="center"/>
+          </w:tcPr>
+          <w:p>
+            <w:r>
+              <w:rPr>
+                <w:rFonts w:ascii="Malgun Gothic" w:cs="Malgun Gothic" w:eastAsia="Malgun Gothic" w:hAnsi="Malgun Gothic"/>
+                <w:b w:val="false"/>
+                <w:bCs w:val="false"/>
+                <w:color w:val="000000"/>
+                <w:sz w:val="20"/>
+                <w:szCs w:val="20"/>
+              </w:rPr>
+              <w:t xml:space="preserve">전류 부족입니다. 커패시터(470~1000μF)를 서보 전원 옆에 다세요. 배선을 다시 꽂는 것으로는 해결되지 않습니다</w:t>
+            </w:r>
+          </w:p>
+        </w:tc>
+      </w:tr>
+      <w:tr>
+        <w:trPr>
+          <w:cantSplit/>
+        </w:trPr>
+        <w:tc>
+          <w:tcPr>
+            <w:tcW w:type="dxa" w:w="3800"/>
+            <w:tcMar>
+              <w:top w:type="dxa" w:w="100"/>
+              <w:left w:type="dxa" w:w="120"/>
+              <w:bottom w:type="dxa" w:w="100"/>
+              <w:right w:type="dxa" w:w="120"/>
+            </w:tcMar>
+            <w:vAlign w:val="center"/>
+          </w:tcPr>
+          <w:p>
+            <w:r>
+              <w:rPr>
+                <w:rFonts w:ascii="Malgun Gothic" w:cs="Malgun Gothic" w:eastAsia="Malgun Gothic" w:hAnsi="Malgun Gothic"/>
+                <w:b w:val="false"/>
+                <w:bCs w:val="false"/>
+                <w:color w:val="000000"/>
+                <w:sz w:val="20"/>
+                <w:szCs w:val="20"/>
+              </w:rPr>
               <w:t xml:space="preserve">LED가 항상 켜져 있거나 항상 꺼짐</w:t>
             </w:r>
           </w:p>
@@ -7694,7 +7814,7 @@
                 <w:sz w:val="20"/>
                 <w:szCs w:val="20"/>
               </w:rPr>
-              <w:t xml:space="preserve">공통 캐소드/애노드 타입 확인 후 코드의 duty_cycle 방향이 맞는지 확인</w:t>
+              <w:t xml:space="preserve">RGB 모듈의 GND 핀이 맨 위인지 확인. 핀 순서가 다르면 기판에 인쇄된 글자를 보고 맞추세요</w:t>
             </w:r>
           </w:p>
         </w:tc>

--- a/worksheets/1주차_학생워크시트.docx
+++ b/worksheets/1주차_학생워크시트.docx
@@ -1672,6 +1672,111 @@
                 <w:sz w:val="20"/>
                 <w:szCs w:val="20"/>
               </w:rPr>
+              <w:t xml:space="preserve">5V 어댑터 + USB 브레이크아웃</w:t>
+            </w:r>
+          </w:p>
+        </w:tc>
+        <w:tc>
+          <w:tcPr>
+            <w:tcW w:type="dxa" w:w="900"/>
+            <w:tcMar>
+              <w:top w:type="dxa" w:w="100"/>
+              <w:left w:type="dxa" w:w="120"/>
+              <w:bottom w:type="dxa" w:w="100"/>
+              <w:right w:type="dxa" w:w="120"/>
+            </w:tcMar>
+            <w:vAlign w:val="center"/>
+          </w:tcPr>
+          <w:p>
+            <w:r>
+              <w:rPr>
+                <w:rFonts w:ascii="Malgun Gothic" w:cs="Malgun Gothic" w:eastAsia="Malgun Gothic" w:hAnsi="Malgun Gothic"/>
+                <w:b w:val="false"/>
+                <w:bCs w:val="false"/>
+                <w:color w:val="000000"/>
+                <w:sz w:val="20"/>
+                <w:szCs w:val="20"/>
+              </w:rPr>
+              <w:t xml:space="preserve">1</w:t>
+            </w:r>
+          </w:p>
+        </w:tc>
+        <w:tc>
+          <w:tcPr>
+            <w:tcW w:type="dxa" w:w="3650"/>
+            <w:tcMar>
+              <w:top w:type="dxa" w:w="100"/>
+              <w:left w:type="dxa" w:w="120"/>
+              <w:bottom w:type="dxa" w:w="100"/>
+              <w:right w:type="dxa" w:w="120"/>
+            </w:tcMar>
+            <w:vAlign w:val="center"/>
+          </w:tcPr>
+          <w:p>
+            <w:r>
+              <w:rPr>
+                <w:rFonts w:ascii="Malgun Gothic" w:cs="Malgun Gothic" w:eastAsia="Malgun Gothic" w:hAnsi="Malgun Gothic"/>
+                <w:b w:val="false"/>
+                <w:bCs w:val="false"/>
+                <w:color w:val="000000"/>
+                <w:sz w:val="20"/>
+                <w:szCs w:val="20"/>
+              </w:rPr>
+              <w:t xml:space="preserve">서보 전용 전원 (5V 2A 충전기면 충분)</w:t>
+            </w:r>
+          </w:p>
+        </w:tc>
+        <w:tc>
+          <w:tcPr>
+            <w:tcW w:type="dxa" w:w="1400"/>
+            <w:tcMar>
+              <w:top w:type="dxa" w:w="100"/>
+              <w:left w:type="dxa" w:w="120"/>
+              <w:bottom w:type="dxa" w:w="100"/>
+              <w:right w:type="dxa" w:w="120"/>
+            </w:tcMar>
+            <w:vAlign w:val="center"/>
+          </w:tcPr>
+          <w:p>
+            <w:r>
+              <w:rPr>
+                <w:rFonts w:ascii="Malgun Gothic" w:cs="Malgun Gothic" w:eastAsia="Malgun Gothic" w:hAnsi="Malgun Gothic"/>
+                <w:b w:val="false"/>
+                <w:bCs w:val="false"/>
+                <w:color w:val="000000"/>
+                <w:sz w:val="20"/>
+                <w:szCs w:val="20"/>
+              </w:rPr>
+              <w:t xml:space="preserve">☐</w:t>
+            </w:r>
+          </w:p>
+        </w:tc>
+      </w:tr>
+      <w:tr>
+        <w:trPr>
+          <w:cantSplit/>
+        </w:trPr>
+        <w:tc>
+          <w:tcPr>
+            <w:tcW w:type="dxa" w:w="3400"/>
+            <w:tcMar>
+              <w:top w:type="dxa" w:w="100"/>
+              <w:left w:type="dxa" w:w="120"/>
+              <w:bottom w:type="dxa" w:w="100"/>
+              <w:right w:type="dxa" w:w="120"/>
+            </w:tcMar>
+            <w:vAlign w:val="center"/>
+          </w:tcPr>
+          <w:p>
+            <w:r>
+              <w:rPr>
+                <w:rFonts w:ascii="Malgun Gothic" w:cs="Malgun Gothic" w:eastAsia="Malgun Gothic" w:hAnsi="Malgun Gothic"/>
+                <w:b w:val="false"/>
+                <w:bCs w:val="false"/>
+                <w:color w:val="000000"/>
+                <w:sz w:val="20"/>
+                <w:szCs w:val="20"/>
+              </w:rPr>
               <w:t xml:space="preserve">브레드보드, 점퍼선</w:t>
             </w:r>
           </w:p>
@@ -2741,7 +2846,7 @@
                 <w:sz w:val="20"/>
                 <w:szCs w:val="20"/>
               </w:rPr>
-              <w:t xml:space="preserve">GND</w:t>
+              <w:t xml:space="preserve">외부 GND (왼쪽 파랑 레일)</w:t>
             </w:r>
           </w:p>
         </w:tc>
@@ -2821,7 +2926,7 @@
                 <w:sz w:val="20"/>
                 <w:szCs w:val="20"/>
               </w:rPr>
-              <w:t xml:space="preserve">VBUS(5V)</w:t>
+              <w:t xml:space="preserve">외부 5V (왼쪽 빨강 레일)</w:t>
             </w:r>
           </w:p>
         </w:tc>
@@ -2846,7 +2951,7 @@
                 <w:sz w:val="20"/>
                 <w:szCs w:val="20"/>
               </w:rPr>
-              <w:t xml:space="preserve">3V3이 아닌 5V(VBUS) 사용</w:t>
+              <w:t xml:space="preserve">Pico의 VBUS에 연결하지 마세요</w:t>
             </w:r>
           </w:p>
         </w:tc>
@@ -2926,7 +3031,247 @@
                 <w:sz w:val="20"/>
                 <w:szCs w:val="20"/>
               </w:rPr>
+              <w:t xml:space="preserve">신호만 Pico로. 점퍼 1개</w:t>
+            </w:r>
+          </w:p>
+        </w:tc>
+      </w:tr>
+      <w:tr>
+        <w:trPr>
+          <w:cantSplit/>
+        </w:trPr>
+        <w:tc>
+          <w:tcPr>
+            <w:tcW w:type="dxa" w:w="3000"/>
+            <w:tcMar>
+              <w:top w:type="dxa" w:w="100"/>
+              <w:left w:type="dxa" w:w="120"/>
+              <w:bottom w:type="dxa" w:w="100"/>
+              <w:right w:type="dxa" w:w="120"/>
+            </w:tcMar>
+            <w:vAlign w:val="center"/>
+          </w:tcPr>
+          <w:p>
+            <w:r>
+              <w:rPr>
+                <w:rFonts w:ascii="Malgun Gothic" w:cs="Malgun Gothic" w:eastAsia="Malgun Gothic" w:hAnsi="Malgun Gothic"/>
+                <w:b w:val="false"/>
+                <w:bCs w:val="false"/>
+                <w:color w:val="000000"/>
+                <w:sz w:val="20"/>
+                <w:szCs w:val="20"/>
+              </w:rPr>
+              <w:t xml:space="preserve">커패시터 (+) 긴 다리</w:t>
+            </w:r>
+          </w:p>
+        </w:tc>
+        <w:tc>
+          <w:tcPr>
+            <w:tcW w:type="dxa" w:w="3550"/>
+            <w:tcMar>
+              <w:top w:type="dxa" w:w="100"/>
+              <w:left w:type="dxa" w:w="120"/>
+              <w:bottom w:type="dxa" w:w="100"/>
+              <w:right w:type="dxa" w:w="120"/>
+            </w:tcMar>
+            <w:vAlign w:val="center"/>
+          </w:tcPr>
+          <w:p>
+            <w:r>
+              <w:rPr>
+                <w:rFonts w:ascii="Malgun Gothic" w:cs="Malgun Gothic" w:eastAsia="Malgun Gothic" w:hAnsi="Malgun Gothic"/>
+                <w:b w:val="false"/>
+                <w:bCs w:val="false"/>
+                <w:color w:val="000000"/>
+                <w:sz w:val="20"/>
+                <w:szCs w:val="20"/>
+              </w:rPr>
+              <w:t xml:space="preserve">왼쪽 빨강 레일</w:t>
+            </w:r>
+          </w:p>
+        </w:tc>
+        <w:tc>
+          <w:tcPr>
+            <w:tcW w:type="dxa" w:w="2800"/>
+            <w:tcMar>
+              <w:top w:type="dxa" w:w="100"/>
+              <w:left w:type="dxa" w:w="120"/>
+              <w:bottom w:type="dxa" w:w="100"/>
+              <w:right w:type="dxa" w:w="120"/>
+            </w:tcMar>
+            <w:vAlign w:val="center"/>
+          </w:tcPr>
+          <w:p>
+            <w:r>
+              <w:rPr>
+                <w:rFonts w:ascii="Malgun Gothic" w:cs="Malgun Gothic" w:eastAsia="Malgun Gothic" w:hAnsi="Malgun Gothic"/>
+                <w:b w:val="false"/>
+                <w:bCs w:val="false"/>
+                <w:color w:val="000000"/>
+                <w:sz w:val="20"/>
+                <w:szCs w:val="20"/>
+              </w:rPr>
+              <w:t xml:space="preserve">470~1000μF</w:t>
+            </w:r>
+          </w:p>
+        </w:tc>
+      </w:tr>
+      <w:tr>
+        <w:trPr>
+          <w:cantSplit/>
+        </w:trPr>
+        <w:tc>
+          <w:tcPr>
+            <w:tcW w:type="dxa" w:w="3000"/>
+            <w:tcMar>
+              <w:top w:type="dxa" w:w="100"/>
+              <w:left w:type="dxa" w:w="120"/>
+              <w:bottom w:type="dxa" w:w="100"/>
+              <w:right w:type="dxa" w:w="120"/>
+            </w:tcMar>
+            <w:vAlign w:val="center"/>
+          </w:tcPr>
+          <w:p>
+            <w:r>
+              <w:rPr>
+                <w:rFonts w:ascii="Malgun Gothic" w:cs="Malgun Gothic" w:eastAsia="Malgun Gothic" w:hAnsi="Malgun Gothic"/>
+                <w:b w:val="false"/>
+                <w:bCs w:val="false"/>
+                <w:color w:val="000000"/>
+                <w:sz w:val="20"/>
+                <w:szCs w:val="20"/>
+              </w:rPr>
+              <w:t xml:space="preserve">커패시터 (−) 짧은 다리</w:t>
+            </w:r>
+          </w:p>
+        </w:tc>
+        <w:tc>
+          <w:tcPr>
+            <w:tcW w:type="dxa" w:w="3550"/>
+            <w:tcMar>
+              <w:top w:type="dxa" w:w="100"/>
+              <w:left w:type="dxa" w:w="120"/>
+              <w:bottom w:type="dxa" w:w="100"/>
+              <w:right w:type="dxa" w:w="120"/>
+            </w:tcMar>
+            <w:vAlign w:val="center"/>
+          </w:tcPr>
+          <w:p>
+            <w:r>
+              <w:rPr>
+                <w:rFonts w:ascii="Malgun Gothic" w:cs="Malgun Gothic" w:eastAsia="Malgun Gothic" w:hAnsi="Malgun Gothic"/>
+                <w:b w:val="false"/>
+                <w:bCs w:val="false"/>
+                <w:color w:val="000000"/>
+                <w:sz w:val="20"/>
+                <w:szCs w:val="20"/>
+              </w:rPr>
+              <w:t xml:space="preserve">왼쪽 파랑 레일</w:t>
+            </w:r>
+          </w:p>
+        </w:tc>
+        <w:tc>
+          <w:tcPr>
+            <w:tcW w:type="dxa" w:w="2800"/>
+            <w:tcMar>
+              <w:top w:type="dxa" w:w="100"/>
+              <w:left w:type="dxa" w:w="120"/>
+              <w:bottom w:type="dxa" w:w="100"/>
+              <w:right w:type="dxa" w:w="120"/>
+            </w:tcMar>
+            <w:vAlign w:val="center"/>
+          </w:tcPr>
+          <w:p>
+            <w:r>
+              <w:rPr>
+                <w:rFonts w:ascii="Malgun Gothic" w:cs="Malgun Gothic" w:eastAsia="Malgun Gothic" w:hAnsi="Malgun Gothic"/>
+                <w:b w:val="false"/>
+                <w:bCs w:val="false"/>
+                <w:color w:val="000000"/>
+                <w:sz w:val="20"/>
+                <w:szCs w:val="20"/>
+              </w:rPr>
               <w:t xml:space="preserve"/>
+            </w:r>
+          </w:p>
+        </w:tc>
+      </w:tr>
+      <w:tr>
+        <w:trPr>
+          <w:cantSplit/>
+        </w:trPr>
+        <w:tc>
+          <w:tcPr>
+            <w:tcW w:type="dxa" w:w="3000"/>
+            <w:tcMar>
+              <w:top w:type="dxa" w:w="100"/>
+              <w:left w:type="dxa" w:w="120"/>
+              <w:bottom w:type="dxa" w:w="100"/>
+              <w:right w:type="dxa" w:w="120"/>
+            </w:tcMar>
+            <w:vAlign w:val="center"/>
+          </w:tcPr>
+          <w:p>
+            <w:r>
+              <w:rPr>
+                <w:rFonts w:ascii="Malgun Gothic" w:cs="Malgun Gothic" w:eastAsia="Malgun Gothic" w:hAnsi="Malgun Gothic"/>
+                <w:b w:val="false"/>
+                <w:bCs w:val="false"/>
+                <w:color w:val="000000"/>
+                <w:sz w:val="20"/>
+                <w:szCs w:val="20"/>
+              </w:rPr>
+              <w:t xml:space="preserve">공통 GND 브리지</w:t>
+            </w:r>
+          </w:p>
+        </w:tc>
+        <w:tc>
+          <w:tcPr>
+            <w:tcW w:type="dxa" w:w="3550"/>
+            <w:tcMar>
+              <w:top w:type="dxa" w:w="100"/>
+              <w:left w:type="dxa" w:w="120"/>
+              <w:bottom w:type="dxa" w:w="100"/>
+              <w:right w:type="dxa" w:w="120"/>
+            </w:tcMar>
+            <w:vAlign w:val="center"/>
+          </w:tcPr>
+          <w:p>
+            <w:r>
+              <w:rPr>
+                <w:rFonts w:ascii="Malgun Gothic" w:cs="Malgun Gothic" w:eastAsia="Malgun Gothic" w:hAnsi="Malgun Gothic"/>
+                <w:b w:val="false"/>
+                <w:bCs w:val="false"/>
+                <w:color w:val="000000"/>
+                <w:sz w:val="20"/>
+                <w:szCs w:val="20"/>
+              </w:rPr>
+              <w:t xml:space="preserve">왼쪽 파랑 ↔ 오른쪽 파랑</w:t>
+            </w:r>
+          </w:p>
+        </w:tc>
+        <w:tc>
+          <w:tcPr>
+            <w:tcW w:type="dxa" w:w="2800"/>
+            <w:tcMar>
+              <w:top w:type="dxa" w:w="100"/>
+              <w:left w:type="dxa" w:w="120"/>
+              <w:bottom w:type="dxa" w:w="100"/>
+              <w:right w:type="dxa" w:w="120"/>
+            </w:tcMar>
+            <w:vAlign w:val="center"/>
+          </w:tcPr>
+          <w:p>
+            <w:r>
+              <w:rPr>
+                <w:rFonts w:ascii="Malgun Gothic" w:cs="Malgun Gothic" w:eastAsia="Malgun Gothic" w:hAnsi="Malgun Gothic"/>
+                <w:b w:val="false"/>
+                <w:bCs w:val="false"/>
+                <w:color w:val="000000"/>
+                <w:sz w:val="20"/>
+                <w:szCs w:val="20"/>
+              </w:rPr>
+              <w:t xml:space="preserve">없으면 서보가 제멋대로 돕니다</w:t>
             </w:r>
           </w:p>
         </w:tc>
@@ -2977,7 +3322,7 @@
                 <w:sz w:val="20"/>
                 <w:szCs w:val="20"/>
               </w:rPr>
-              <w:t xml:space="preserve">전원 주의 — 서보가 움직이는 순간 Pico가 리셋된다면 배선이 헐거워서가 아니라 전류가 모자라서입니다. SG90은 대기 중 5~15mA지만 기동·방향 전환 순간에 700~1000mA까지 끌어 씁니다. 노트북 USB 2.0 포트는 500mA뿐이라 그 순간 전압이 주저앉아 Pico가 재부팅됩니다. 470~1000μF 전해 커패시터를 서보 전원(빨강 ↔ 갈색) 바로 옆에 달면 커패시터가 순간 전류를 대신 내줍니다. 전해 커패시터는 극성이 있으니 긴 다리가 +(빨강 쪽)입니다.</w:t>
+              <w:t xml:space="preserve">전원 주의 — SG90은 대기 중 5~15mA지만 기동·방향 전환 순간에 700~1000mA까지 끌어 씁니다. 노트북 USB 2.0 포트는 500mA뿐이라, Pico의 VBUS에서 서보 전원을 받으면 그 순간 전압이 주저앉아 Pico가 재부팅됩니다. 그래서 서보 전원은 별도 5V 어댑터에서 받아 왼쪽 빨강 레일에 넣습니다. Pico의 VBUS에는 연결하지 마세요 — 노트북 USB 쪽으로 역급전됩니다. 전원이 둘로 나뉘었으므로 왼쪽 파랑 레일과 오른쪽 파랑 레일(Pico GND)을 점퍼로 반드시 이어야 합니다. 공통 GND가 없으면 PWM 신호의 기준 전위가 없어 서보가 제멋대로 돕니다. 커패시터 470~1000μF도 왼쪽 레일 사이에 달아 기동 순간의 전류를 대신 내주게 합니다. 긴 다리가 +(빨강 쪽)입니다.</w:t>
             </w:r>
           </w:p>
         </w:tc>
@@ -3057,7 +3402,7 @@
           <w:sz w:val="21"/>
           <w:szCs w:val="21"/>
         </w:rPr>
-        <w:t xml:space="preserve">2) SG90 서보모터의 빨강선(VCC)은 왜 3V3이 아니라 VBUS(5V)에 연결해야 할까요?</w:t>
+        <w:t xml:space="preserve">2) SG90 서보모터의 전원을 왜 Pico(VBUS)가 아니라 별도 5V 어댑터에서 받을까요? 전류 숫자를 들어 설명해 보세요.</w:t>
       </w:r>
     </w:p>
     <w:p>
@@ -3156,7 +3501,21 @@
           <w:sz w:val="21"/>
           <w:szCs w:val="21"/>
         </w:rPr>
-        <w:t xml:space="preserve">☐  SG90 서보모터 3선 연결 완료 (VCC는 반드시 VBUS!)</w:t>
+        <w:t xml:space="preserve">☐  SG90 서보모터 3선 연결 완료 (빨강·갈색은 왼쪽 레일, 주황만 GP15)</w:t>
+      </w:r>
+    </w:p>
+    <w:p>
+      <w:pPr>
+        <w:spacing w:after="100"/>
+        <w:ind w:left="260"/>
+      </w:pPr>
+      <w:r>
+        <w:rPr>
+          <w:rFonts w:ascii="Malgun Gothic" w:cs="Malgun Gothic" w:eastAsia="Malgun Gothic" w:hAnsi="Malgun Gothic"/>
+          <w:sz w:val="21"/>
+          <w:szCs w:val="21"/>
+        </w:rPr>
+        <w:t xml:space="preserve">☐  왼쪽 파랑 ↔ 오른쪽 파랑 레일을 점퍼로 이었다 (공통 GND)</w:t>
       </w:r>
     </w:p>
     <w:p>
@@ -7704,7 +8063,7 @@
                 <w:sz w:val="20"/>
                 <w:szCs w:val="20"/>
               </w:rPr>
-              <w:t xml:space="preserve">전원을 3V3이 아닌 VBUS(5V)에 연결했는지 확인</w:t>
+              <w:t xml:space="preserve">서보 빨강이 왼쪽 빨강 레일(외부 5V)에 꽂혔는지 확인. 3V3이나 VBUS면 힘이 부족합니다</w:t>
             </w:r>
           </w:p>
         </w:tc>
@@ -7734,6 +8093,61 @@
                 <w:sz w:val="20"/>
                 <w:szCs w:val="20"/>
               </w:rPr>
+              <w:t xml:space="preserve">서보가 제멋대로 돈다 / 아무 각도로나 튄다</w:t>
+            </w:r>
+          </w:p>
+        </w:tc>
+        <w:tc>
+          <w:tcPr>
+            <w:tcW w:type="dxa" w:w="5550"/>
+            <w:tcMar>
+              <w:top w:type="dxa" w:w="100"/>
+              <w:left w:type="dxa" w:w="120"/>
+              <w:bottom w:type="dxa" w:w="100"/>
+              <w:right w:type="dxa" w:w="120"/>
+            </w:tcMar>
+            <w:vAlign w:val="center"/>
+          </w:tcPr>
+          <w:p>
+            <w:r>
+              <w:rPr>
+                <w:rFonts w:ascii="Malgun Gothic" w:cs="Malgun Gothic" w:eastAsia="Malgun Gothic" w:hAnsi="Malgun Gothic"/>
+                <w:b w:val="false"/>
+                <w:bCs w:val="false"/>
+                <w:color w:val="000000"/>
+                <w:sz w:val="20"/>
+                <w:szCs w:val="20"/>
+              </w:rPr>
+              <w:t xml:space="preserve">공통 GND가 빠졌습니다. 왼쪽 파랑 레일과 오른쪽 파랑 레일을 점퍼로 이으세요</w:t>
+            </w:r>
+          </w:p>
+        </w:tc>
+      </w:tr>
+      <w:tr>
+        <w:trPr>
+          <w:cantSplit/>
+        </w:trPr>
+        <w:tc>
+          <w:tcPr>
+            <w:tcW w:type="dxa" w:w="3800"/>
+            <w:tcMar>
+              <w:top w:type="dxa" w:w="100"/>
+              <w:left w:type="dxa" w:w="120"/>
+              <w:bottom w:type="dxa" w:w="100"/>
+              <w:right w:type="dxa" w:w="120"/>
+            </w:tcMar>
+            <w:vAlign w:val="center"/>
+          </w:tcPr>
+          <w:p>
+            <w:r>
+              <w:rPr>
+                <w:rFonts w:ascii="Malgun Gothic" w:cs="Malgun Gothic" w:eastAsia="Malgun Gothic" w:hAnsi="Malgun Gothic"/>
+                <w:b w:val="false"/>
+                <w:bCs w:val="false"/>
+                <w:color w:val="000000"/>
+                <w:sz w:val="20"/>
+                <w:szCs w:val="20"/>
+              </w:rPr>
               <w:t xml:space="preserve">서보가 움직이는 순간 Pico가 리셋된다</w:t>
             </w:r>
           </w:p>
@@ -7759,7 +8173,7 @@
                 <w:sz w:val="20"/>
                 <w:szCs w:val="20"/>
               </w:rPr>
-              <w:t xml:space="preserve">전류 부족입니다. 커패시터(470~1000μF)를 서보 전원 옆에 다세요. 배선을 다시 꽂는 것으로는 해결되지 않습니다</w:t>
+              <w:t xml:space="preserve">서보 전원이 아직 VBUS에 연결돼 있는지 확인하세요. 외부 5V로 옮기고 커패시터를 달면 해결됩니다</w:t>
             </w:r>
           </w:p>
         </w:tc>

--- a/worksheets/1주차_학생워크시트.docx
+++ b/worksheets/1주차_학생워크시트.docx
@@ -62,10 +62,10 @@
         </w:tblBorders>
       </w:tblPr>
       <w:tblGrid>
-        <w:gridCol w:w="100"/>
-        <w:gridCol w:w="100"/>
-        <w:gridCol w:w="100"/>
-        <w:gridCol w:w="100"/>
+        <w:gridCol w:w="2340"/>
+        <w:gridCol w:w="2340"/>
+        <w:gridCol w:w="2340"/>
+        <w:gridCol w:w="2330"/>
       </w:tblGrid>
       <w:tr>
         <w:trPr>
@@ -301,7 +301,7 @@
         </w:tblBorders>
       </w:tblPr>
       <w:tblGrid>
-        <w:gridCol w:w="100"/>
+        <w:gridCol w:w="9350"/>
       </w:tblGrid>
       <w:tr>
         <w:trPr>
@@ -498,9 +498,9 @@
         </w:tblBorders>
       </w:tblPr>
       <w:tblGrid>
-        <w:gridCol w:w="100"/>
-        <w:gridCol w:w="100"/>
-        <w:gridCol w:w="100"/>
+        <w:gridCol w:w="3400"/>
+        <w:gridCol w:w="4950"/>
+        <w:gridCol w:w="1000"/>
       </w:tblGrid>
       <w:tr>
         <w:trPr>
@@ -797,10 +797,10 @@
         </w:tblBorders>
       </w:tblPr>
       <w:tblGrid>
-        <w:gridCol w:w="100"/>
-        <w:gridCol w:w="100"/>
-        <w:gridCol w:w="100"/>
-        <w:gridCol w:w="100"/>
+        <w:gridCol w:w="3400"/>
+        <w:gridCol w:w="900"/>
+        <w:gridCol w:w="3650"/>
+        <w:gridCol w:w="1400"/>
       </w:tblGrid>
       <w:tr>
         <w:trPr>
@@ -1908,9 +1908,9 @@
         </w:tblBorders>
       </w:tblPr>
       <w:tblGrid>
-        <w:gridCol w:w="100"/>
-        <w:gridCol w:w="100"/>
-        <w:gridCol w:w="100"/>
+        <w:gridCol w:w="3000"/>
+        <w:gridCol w:w="3550"/>
+        <w:gridCol w:w="2800"/>
       </w:tblGrid>
       <w:tr>
         <w:trPr>
@@ -3295,7 +3295,7 @@
         </w:tblBorders>
       </w:tblPr>
       <w:tblGrid>
-        <w:gridCol w:w="100"/>
+        <w:gridCol w:w="9350"/>
       </w:tblGrid>
       <w:tr>
         <w:trPr>
@@ -3587,7 +3587,7 @@
         </w:tblBorders>
       </w:tblPr>
       <w:tblGrid>
-        <w:gridCol w:w="100"/>
+        <w:gridCol w:w="9350"/>
       </w:tblGrid>
       <w:tr>
         <w:trPr>
@@ -3934,9 +3934,9 @@
         </w:tblBorders>
       </w:tblPr>
       <w:tblGrid>
-        <w:gridCol w:w="100"/>
-        <w:gridCol w:w="100"/>
-        <w:gridCol w:w="100"/>
+        <w:gridCol w:w="3350"/>
+        <w:gridCol w:w="3000"/>
+        <w:gridCol w:w="3000"/>
       </w:tblGrid>
       <w:tr>
         <w:trPr>
@@ -4343,7 +4343,7 @@
         </w:tblBorders>
       </w:tblPr>
       <w:tblGrid>
-        <w:gridCol w:w="100"/>
+        <w:gridCol w:w="9350"/>
       </w:tblGrid>
       <w:tr>
         <w:trPr>
@@ -4801,9 +4801,9 @@
         </w:tblBorders>
       </w:tblPr>
       <w:tblGrid>
-        <w:gridCol w:w="100"/>
-        <w:gridCol w:w="100"/>
-        <w:gridCol w:w="100"/>
+        <w:gridCol w:w="2000"/>
+        <w:gridCol w:w="3350"/>
+        <w:gridCol w:w="4000"/>
       </w:tblGrid>
       <w:tr>
         <w:trPr>
@@ -5328,7 +5328,7 @@
         </w:tblBorders>
       </w:tblPr>
       <w:tblGrid>
-        <w:gridCol w:w="100"/>
+        <w:gridCol w:w="9350"/>
       </w:tblGrid>
       <w:tr>
         <w:trPr>
@@ -5719,9 +5719,9 @@
         </w:tblBorders>
       </w:tblPr>
       <w:tblGrid>
-        <w:gridCol w:w="100"/>
-        <w:gridCol w:w="100"/>
-        <w:gridCol w:w="100"/>
+        <w:gridCol w:w="3350"/>
+        <w:gridCol w:w="3000"/>
+        <w:gridCol w:w="3000"/>
       </w:tblGrid>
       <w:tr>
         <w:trPr>
@@ -5979,9 +5979,9 @@
         </w:tblBorders>
       </w:tblPr>
       <w:tblGrid>
-        <w:gridCol w:w="100"/>
-        <w:gridCol w:w="100"/>
-        <w:gridCol w:w="100"/>
+        <w:gridCol w:w="3450"/>
+        <w:gridCol w:w="3050"/>
+        <w:gridCol w:w="2850"/>
       </w:tblGrid>
       <w:tr>
         <w:trPr>
@@ -6326,7 +6326,7 @@
         </w:tblBorders>
       </w:tblPr>
       <w:tblGrid>
-        <w:gridCol w:w="100"/>
+        <w:gridCol w:w="9350"/>
       </w:tblGrid>
       <w:tr>
         <w:trPr>
@@ -6774,10 +6774,10 @@
         </w:tblBorders>
       </w:tblPr>
       <w:tblGrid>
-        <w:gridCol w:w="100"/>
-        <w:gridCol w:w="100"/>
-        <w:gridCol w:w="100"/>
-        <w:gridCol w:w="100"/>
+        <w:gridCol w:w="1700"/>
+        <w:gridCol w:w="2550"/>
+        <w:gridCol w:w="2550"/>
+        <w:gridCol w:w="2550"/>
       </w:tblGrid>
       <w:tr>
         <w:trPr>
@@ -7118,7 +7118,7 @@
         </w:tblBorders>
       </w:tblPr>
       <w:tblGrid>
-        <w:gridCol w:w="100"/>
+        <w:gridCol w:w="9350"/>
       </w:tblGrid>
       <w:tr>
         <w:trPr>
@@ -7787,8 +7787,8 @@
         </w:tblBorders>
       </w:tblPr>
       <w:tblGrid>
-        <w:gridCol w:w="100"/>
-        <w:gridCol w:w="100"/>
+        <w:gridCol w:w="3800"/>
+        <w:gridCol w:w="5550"/>
       </w:tblGrid>
       <w:tr>
         <w:trPr>
@@ -8269,9 +8269,9 @@
         </w:tblBorders>
       </w:tblPr>
       <w:tblGrid>
-        <w:gridCol w:w="100"/>
-        <w:gridCol w:w="100"/>
-        <w:gridCol w:w="100"/>
+        <w:gridCol w:w="3117"/>
+        <w:gridCol w:w="3117"/>
+        <w:gridCol w:w="3116"/>
       </w:tblGrid>
       <w:tr>
         <w:trPr>
@@ -8549,8 +8549,8 @@
         </w:tblBorders>
       </w:tblPr>
       <w:tblGrid>
-        <w:gridCol w:w="100"/>
-        <w:gridCol w:w="100"/>
+        <w:gridCol w:w="2800"/>
+        <w:gridCol w:w="6550"/>
       </w:tblGrid>
       <w:tr>
         <w:trPr>
@@ -8787,7 +8787,7 @@
         </w:tblBorders>
       </w:tblPr>
       <w:tblGrid>
-        <w:gridCol w:w="100"/>
+        <w:gridCol w:w="9350"/>
       </w:tblGrid>
       <w:tr>
         <w:trPr>
@@ -8855,7 +8855,7 @@
         </w:tblBorders>
       </w:tblPr>
       <w:tblGrid>
-        <w:gridCol w:w="100"/>
+        <w:gridCol w:w="9350"/>
       </w:tblGrid>
       <w:tr>
         <w:trPr>
@@ -8961,10 +8961,6 @@
 </w:document>
 </file>
 
-<file path=word/comments.xml><?xml version="1.0" encoding="utf-8"?>
-<w:comments xmlns:cx="http://schemas.microsoft.com/office/drawing/2014/chartex" xmlns:cx1="http://schemas.microsoft.com/office/drawing/2015/9/8/chartex" xmlns:cx2="http://schemas.microsoft.com/office/drawing/2015/10/21/chartex" xmlns:cx3="http://schemas.microsoft.com/office/drawing/2016/5/9/chartex" xmlns:cx4="http://schemas.microsoft.com/office/drawing/2016/5/10/chartex" xmlns:cx5="http://schemas.microsoft.com/office/drawing/2016/5/11/chartex" xmlns:cx6="http://schemas.microsoft.com/office/drawing/2016/5/12/chartex" xmlns:cx7="http://schemas.microsoft.com/office/drawing/2016/5/13/chartex" xmlns:cx8="http://schemas.microsoft.com/office/drawing/2016/5/14/chartex" xmlns:mc="http://schemas.openxmlformats.org/markup-compatibility/2006" xmlns:aink="http://schemas.microsoft.com/office/drawing/2016/ink" xmlns:am3d="http://schemas.microsoft.com/office/drawing/2017/model3d" xmlns:o="urn:schemas-microsoft-com:office:office" xmlns:r="http://schemas.openxmlformats.org/officeDocument/2006/relationships" xmlns:m="http://schemas.openxmlformats.org/officeDocument/2006/math" xmlns:v="urn:schemas-microsoft-com:vml" xmlns:wp14="http://schemas.microsoft.com/office/word/2010/wordprocessingDrawing" xmlns:wp="http://schemas.openxmlformats.org/drawingml/2006/wordprocessingDrawing" xmlns:w10="urn:schemas-microsoft-com:office:word" xmlns:w="http://schemas.openxmlformats.org/wordprocessingml/2006/main" xmlns:w14="http://schemas.microsoft.com/office/word/2010/wordml" xmlns:w15="http://schemas.microsoft.com/office/word/2012/wordml" xmlns:w16cex="http://schemas.microsoft.com/office/word/2018/wordml/cex" xmlns:w16cid="http://schemas.microsoft.com/office/word/2016/wordml/cid" xmlns:w16="http://schemas.microsoft.com/office/word/2018/wordml" xmlns:w16sdtdh="http://schemas.microsoft.com/office/word/2020/wordml/sdtdatahash" xmlns:w16se="http://schemas.microsoft.com/office/word/2015/wordml/symex" xmlns:wpg="http://schemas.microsoft.com/office/word/2010/wordprocessingGroup" xmlns:wpi="http://schemas.microsoft.com/office/word/2010/wordprocessingInk" xmlns:wne="http://schemas.microsoft.com/office/word/2006/wordml" xmlns:wps="http://schemas.microsoft.com/office/word/2010/wordprocessingShape"/>
-</file>
-
 <file path=word/endnotes.xml><?xml version="1.0" encoding="utf-8"?>
 <w:endnotes xmlns:wpc="http://schemas.microsoft.com/office/word/2010/wordprocessingCanvas" xmlns:mc="http://schemas.openxmlformats.org/markup-compatibility/2006" xmlns:o="urn:schemas-microsoft-com:office:office" xmlns:r="http://schemas.openxmlformats.org/officeDocument/2006/relationships" xmlns:m="http://schemas.openxmlformats.org/officeDocument/2006/math" xmlns:v="urn:schemas-microsoft-com:vml" xmlns:wp14="http://schemas.microsoft.com/office/word/2010/wordprocessingDrawing" xmlns:wp="http://schemas.openxmlformats.org/drawingml/2006/wordprocessingDrawing" xmlns:w10="urn:schemas-microsoft-com:office:word" xmlns:w="http://schemas.openxmlformats.org/wordprocessingml/2006/main" xmlns:w14="http://schemas.microsoft.com/office/word/2010/wordml" xmlns:w15="http://schemas.microsoft.com/office/word/2012/wordml" xmlns:wpg="http://schemas.microsoft.com/office/word/2010/wordprocessingGroup" xmlns:wpi="http://schemas.microsoft.com/office/word/2010/wordprocessingInk" xmlns:wne="http://schemas.microsoft.com/office/word/2006/wordml" xmlns:wps="http://schemas.microsoft.com/office/word/2010/wordprocessingShape" mc:Ignorable="w14 w15 wp14">
   <w:endnote w:type="separator" w:id="-1">
@@ -9043,7 +9039,7 @@
 <w:numbering xmlns:wpc="http://schemas.microsoft.com/office/word/2010/wordprocessingCanvas" xmlns:mc="http://schemas.openxmlformats.org/markup-compatibility/2006" xmlns:o="urn:schemas-microsoft-com:office:office" xmlns:r="http://schemas.openxmlformats.org/officeDocument/2006/relationships" xmlns:m="http://schemas.openxmlformats.org/officeDocument/2006/math" xmlns:v="urn:schemas-microsoft-com:vml" xmlns:wp14="http://schemas.microsoft.com/office/word/2010/wordprocessingDrawing" xmlns:wp="http://schemas.openxmlformats.org/drawingml/2006/wordprocessingDrawing" xmlns:w10="urn:schemas-microsoft-com:office:word" xmlns:w="http://schemas.openxmlformats.org/wordprocessingml/2006/main" xmlns:w14="http://schemas.microsoft.com/office/word/2010/wordml" xmlns:w15="http://schemas.microsoft.com/office/word/2012/wordml" xmlns:wpg="http://schemas.microsoft.com/office/word/2010/wordprocessingGroup" xmlns:wpi="http://schemas.microsoft.com/office/word/2010/wordprocessingInk" xmlns:wne="http://schemas.microsoft.com/office/word/2006/wordml" xmlns:wps="http://schemas.microsoft.com/office/word/2010/wordprocessingShape" mc:Ignorable="w14 w15 wp14">
   <w:abstractNum w:abstractNumId="1" w15:restartNumberingAfterBreak="0">
     <w:multiLevelType w:val="hybridMultilevel"/>
-    <w:lvl w:ilvl="0" w15:tentative="1">
+    <w:lvl w:ilvl="0" w:tentative="1">
       <w:start w:val="1"/>
       <w:numFmt w:val="bullet"/>
       <w:lvlText w:val="●"/>
@@ -9052,7 +9048,7 @@
         <w:ind w:left="720" w:hanging="360"/>
       </w:pPr>
     </w:lvl>
-    <w:lvl w:ilvl="1" w15:tentative="1">
+    <w:lvl w:ilvl="1" w:tentative="1">
       <w:start w:val="1"/>
       <w:numFmt w:val="bullet"/>
       <w:lvlText w:val="○"/>
@@ -9061,7 +9057,7 @@
         <w:ind w:left="1440" w:hanging="360"/>
       </w:pPr>
     </w:lvl>
-    <w:lvl w:ilvl="2" w15:tentative="1">
+    <w:lvl w:ilvl="2" w:tentative="1">
       <w:start w:val="1"/>
       <w:numFmt w:val="bullet"/>
       <w:lvlText w:val="■"/>
@@ -9070,7 +9066,7 @@
         <w:ind w:left="2160" w:hanging="360"/>
       </w:pPr>
     </w:lvl>
-    <w:lvl w:ilvl="3" w15:tentative="1">
+    <w:lvl w:ilvl="3" w:tentative="1">
       <w:start w:val="1"/>
       <w:numFmt w:val="bullet"/>
       <w:lvlText w:val="●"/>
@@ -9079,7 +9075,7 @@
         <w:ind w:left="2880" w:hanging="360"/>
       </w:pPr>
     </w:lvl>
-    <w:lvl w:ilvl="4" w15:tentative="1">
+    <w:lvl w:ilvl="4" w:tentative="1">
       <w:start w:val="1"/>
       <w:numFmt w:val="bullet"/>
       <w:lvlText w:val="○"/>
@@ -9088,7 +9084,7 @@
         <w:ind w:left="3600" w:hanging="360"/>
       </w:pPr>
     </w:lvl>
-    <w:lvl w:ilvl="5" w15:tentative="1">
+    <w:lvl w:ilvl="5" w:tentative="1">
       <w:start w:val="1"/>
       <w:numFmt w:val="bullet"/>
       <w:lvlText w:val="■"/>
@@ -9097,7 +9093,7 @@
         <w:ind w:left="4320" w:hanging="360"/>
       </w:pPr>
     </w:lvl>
-    <w:lvl w:ilvl="6" w15:tentative="1">
+    <w:lvl w:ilvl="6" w:tentative="1">
       <w:start w:val="1"/>
       <w:numFmt w:val="bullet"/>
       <w:lvlText w:val="●"/>
@@ -9106,7 +9102,7 @@
         <w:ind w:left="5040" w:hanging="360"/>
       </w:pPr>
     </w:lvl>
-    <w:lvl w:ilvl="7" w15:tentative="1">
+    <w:lvl w:ilvl="7" w:tentative="1">
       <w:start w:val="1"/>
       <w:numFmt w:val="bullet"/>
       <w:lvlText w:val="●"/>
@@ -9115,7 +9111,7 @@
         <w:ind w:left="5760" w:hanging="360"/>
       </w:pPr>
     </w:lvl>
-    <w:lvl w:ilvl="8" w15:tentative="1">
+    <w:lvl w:ilvl="8" w:tentative="1">
       <w:start w:val="1"/>
       <w:numFmt w:val="bullet"/>
       <w:lvlText w:val="●"/>
@@ -9140,6 +9136,10 @@
     <w:rPrDefault/>
     <w:pPrDefault/>
   </w:docDefaults>
+  <w:style w:type="paragraph" w:styleId="Normal" w:default="1">
+    <w:name w:val="Normal"/>
+    <w:qFormat/>
+  </w:style>
   <w:style w:type="paragraph" w:styleId="Title">
     <w:name w:val="Title"/>
     <w:basedOn w:val="Normal"/>
@@ -9312,4 +9312,294 @@
     </w:rPr>
   </w:style>
 </w:styles>
+</file>
+
+<file path=word/theme/theme1.xml><?xml version="1.0" encoding="utf-8"?>
+<a:theme xmlns:a="http://schemas.openxmlformats.org/drawingml/2006/main" name="Office Theme">
+  <a:themeElements>
+    <a:clrScheme name="Office">
+      <a:dk1>
+        <a:sysClr val="windowText" lastClr="000000"/>
+      </a:dk1>
+      <a:lt1>
+        <a:sysClr val="window" lastClr="FFFFFF"/>
+      </a:lt1>
+      <a:dk2>
+        <a:srgbClr val="44546A"/>
+      </a:dk2>
+      <a:lt2>
+        <a:srgbClr val="E7E6E6"/>
+      </a:lt2>
+      <a:accent1>
+        <a:srgbClr val="4472C4"/>
+      </a:accent1>
+      <a:accent2>
+        <a:srgbClr val="ED7D31"/>
+      </a:accent2>
+      <a:accent3>
+        <a:srgbClr val="A5A5A5"/>
+      </a:accent3>
+      <a:accent4>
+        <a:srgbClr val="FFC000"/>
+      </a:accent4>
+      <a:accent5>
+        <a:srgbClr val="5B9BD5"/>
+      </a:accent5>
+      <a:accent6>
+        <a:srgbClr val="70AD47"/>
+      </a:accent6>
+      <a:hlink>
+        <a:srgbClr val="0563C1"/>
+      </a:hlink>
+      <a:folHlink>
+        <a:srgbClr val="954F72"/>
+      </a:folHlink>
+    </a:clrScheme>
+    <a:fontScheme name="Office">
+      <a:majorFont>
+        <a:latin typeface="Calibri Light" panose="020F0302020204030204"/>
+        <a:ea typeface=""/>
+        <a:cs typeface=""/>
+        <a:font script="Jpan" typeface="游ゴシック Light"/>
+        <a:font script="Hang" typeface="맑은 고딕"/>
+        <a:font script="Hans" typeface="等线 Light"/>
+        <a:font script="Hant" typeface="新細明體"/>
+        <a:font script="Arab" typeface="Times New Roman"/>
+        <a:font script="Hebr" typeface="Times New Roman"/>
+        <a:font script="Thai" typeface="Angsana New"/>
+        <a:font script="Ethi" typeface="Nyala"/>
+        <a:font script="Beng" typeface="Vrinda"/>
+        <a:font script="Gujr" typeface="Shruti"/>
+        <a:font script="Khmr" typeface="MoolBoran"/>
+        <a:font script="Knda" typeface="Tunga"/>
+        <a:font script="Guru" typeface="Raavi"/>
+        <a:font script="Cans" typeface="Euphemia"/>
+        <a:font script="Cher" typeface="Plantagenet Cherokee"/>
+        <a:font script="Yiii" typeface="Microsoft Yi Baiti"/>
+        <a:font script="Tibt" typeface="Microsoft Himalaya"/>
+        <a:font script="Thaa" typeface="MV Boli"/>
+        <a:font script="Deva" typeface="Mangal"/>
+        <a:font script="Telu" typeface="Gautami"/>
+        <a:font script="Taml" typeface="Latha"/>
+        <a:font script="Syrc" typeface="Estrangelo Edessa"/>
+        <a:font script="Orya" typeface="Kalinga"/>
+        <a:font script="Mlym" typeface="Kartika"/>
+        <a:font script="Laoo" typeface="DokChampa"/>
+        <a:font script="Sinh" typeface="Iskoola Pota"/>
+        <a:font script="Mong" typeface="Mongolian Baiti"/>
+        <a:font script="Viet" typeface="Times New Roman"/>
+        <a:font script="Uigh" typeface="Microsoft Uighur"/>
+        <a:font script="Geor" typeface="Sylfaen"/>
+        <a:font script="Armn" typeface="Arial"/>
+        <a:font script="Bugi" typeface="Leelawadee UI"/>
+        <a:font script="Bopo" typeface="Microsoft JhengHei"/>
+        <a:font script="Java" typeface="Javanese Text"/>
+        <a:font script="Lisu" typeface="Segoe UI"/>
+        <a:font script="Mymr" typeface="Myanmar Text"/>
+        <a:font script="Nkoo" typeface="Ebrima"/>
+        <a:font script="Olck" typeface="Nirmala UI"/>
+        <a:font script="Osma" typeface="Ebrima"/>
+        <a:font script="Phag" typeface="Phagspa"/>
+        <a:font script="Syrn" typeface="Estrangelo Edessa"/>
+        <a:font script="Syrj" typeface="Estrangelo Edessa"/>
+        <a:font script="Syre" typeface="Estrangelo Edessa"/>
+        <a:font script="Sora" typeface="Nirmala UI"/>
+        <a:font script="Tale" typeface="Microsoft Tai Le"/>
+        <a:font script="Talu" typeface="Microsoft New Tai Lue"/>
+        <a:font script="Tfng" typeface="Ebrima"/>
+      </a:majorFont>
+      <a:minorFont>
+        <a:latin typeface="Calibri" panose="020F0502020204030204"/>
+        <a:ea typeface=""/>
+        <a:cs typeface=""/>
+        <a:font script="Jpan" typeface="游明朝"/>
+        <a:font script="Hang" typeface="맑은 고딕"/>
+        <a:font script="Hans" typeface="等线"/>
+        <a:font script="Hant" typeface="新細明體"/>
+        <a:font script="Arab" typeface="Arial"/>
+        <a:font script="Hebr" typeface="Arial"/>
+        <a:font script="Thai" typeface="Cordia New"/>
+        <a:font script="Ethi" typeface="Nyala"/>
+        <a:font script="Beng" typeface="Vrinda"/>
+        <a:font script="Gujr" typeface="Shruti"/>
+        <a:font script="Khmr" typeface="DaunPenh"/>
+        <a:font script="Knda" typeface="Tunga"/>
+        <a:font script="Guru" typeface="Raavi"/>
+        <a:font script="Cans" typeface="Euphemia"/>
+        <a:font script="Cher" typeface="Plantagenet Cherokee"/>
+        <a:font script="Yiii" typeface="Microsoft Yi Baiti"/>
+        <a:font script="Tibt" typeface="Microsoft Himalaya"/>
+        <a:font script="Thaa" typeface="MV Boli"/>
+        <a:font script="Deva" typeface="Mangal"/>
+        <a:font script="Telu" typeface="Gautami"/>
+        <a:font script="Taml" typeface="Latha"/>
+        <a:font script="Syrc" typeface="Estrangelo Edessa"/>
+        <a:font script="Orya" typeface="Kalinga"/>
+        <a:font script="Mlym" typeface="Kartika"/>
+        <a:font script="Laoo" typeface="DokChampa"/>
+        <a:font script="Sinh" typeface="Iskoola Pota"/>
+        <a:font script="Mong" typeface="Mongolian Baiti"/>
+        <a:font script="Viet" typeface="Arial"/>
+        <a:font script="Uigh" typeface="Microsoft Uighur"/>
+        <a:font script="Geor" typeface="Sylfaen"/>
+        <a:font script="Armn" typeface="Arial"/>
+        <a:font script="Bugi" typeface="Leelawadee UI"/>
+        <a:font script="Bopo" typeface="Microsoft JhengHei"/>
+        <a:font script="Java" typeface="Javanese Text"/>
+        <a:font script="Lisu" typeface="Segoe UI"/>
+        <a:font script="Mymr" typeface="Myanmar Text"/>
+        <a:font script="Nkoo" typeface="Ebrima"/>
+        <a:font script="Olck" typeface="Nirmala UI"/>
+        <a:font script="Osma" typeface="Ebrima"/>
+        <a:font script="Phag" typeface="Phagspa"/>
+        <a:font script="Syrn" typeface="Estrangelo Edessa"/>
+        <a:font script="Syrj" typeface="Estrangelo Edessa"/>
+        <a:font script="Syre" typeface="Estrangelo Edessa"/>
+        <a:font script="Sora" typeface="Nirmala UI"/>
+        <a:font script="Tale" typeface="Microsoft Tai Le"/>
+        <a:font script="Talu" typeface="Microsoft New Tai Lue"/>
+        <a:font script="Tfng" typeface="Ebrima"/>
+      </a:minorFont>
+    </a:fontScheme>
+    <a:fmtScheme name="Office">
+      <a:fillStyleLst>
+        <a:solidFill>
+          <a:schemeClr val="phClr"/>
+        </a:solidFill>
+        <a:gradFill rotWithShape="true">
+          <a:gsLst>
+            <a:gs pos="0">
+              <a:schemeClr val="phClr">
+                <a:lumMod val="110000"/>
+                <a:satMod val="105000"/>
+                <a:tint val="67000"/>
+              </a:schemeClr>
+            </a:gs>
+            <a:gs pos="50000">
+              <a:schemeClr val="phClr">
+                <a:lumMod val="105000"/>
+                <a:satMod val="103000"/>
+                <a:tint val="73000"/>
+              </a:schemeClr>
+            </a:gs>
+            <a:gs pos="100000">
+              <a:schemeClr val="phClr">
+                <a:lumMod val="105000"/>
+                <a:satMod val="109000"/>
+                <a:tint val="81000"/>
+              </a:schemeClr>
+            </a:gs>
+          </a:gsLst>
+          <a:lin ang="5400000" scaled="false"/>
+        </a:gradFill>
+        <a:gradFill rotWithShape="true">
+          <a:gsLst>
+            <a:gs pos="0">
+              <a:schemeClr val="phClr">
+                <a:satMod val="103000"/>
+                <a:lumMod val="102000"/>
+                <a:tint val="94000"/>
+              </a:schemeClr>
+            </a:gs>
+            <a:gs pos="50000">
+              <a:schemeClr val="phClr">
+                <a:satMod val="110000"/>
+                <a:lumMod val="100000"/>
+                <a:shade val="100000"/>
+              </a:schemeClr>
+            </a:gs>
+            <a:gs pos="100000">
+              <a:schemeClr val="phClr">
+                <a:lumMod val="99000"/>
+                <a:satMod val="120000"/>
+                <a:shade val="78000"/>
+              </a:schemeClr>
+            </a:gs>
+          </a:gsLst>
+          <a:lin ang="5400000" scaled="false"/>
+        </a:gradFill>
+      </a:fillStyleLst>
+      <a:lnStyleLst>
+        <a:ln w="6350" cap="flat" cmpd="sng" algn="ctr">
+          <a:solidFill>
+            <a:schemeClr val="phClr"/>
+          </a:solidFill>
+          <a:prstDash val="solid"/>
+          <a:miter lim="800000"/>
+        </a:ln>
+        <a:ln w="12700" cap="flat" cmpd="sng" algn="ctr">
+          <a:solidFill>
+            <a:schemeClr val="phClr"/>
+          </a:solidFill>
+          <a:prstDash val="solid"/>
+          <a:miter lim="800000"/>
+        </a:ln>
+        <a:ln w="19050" cap="flat" cmpd="sng" algn="ctr">
+          <a:solidFill>
+            <a:schemeClr val="phClr"/>
+          </a:solidFill>
+          <a:prstDash val="solid"/>
+          <a:miter lim="800000"/>
+        </a:ln>
+      </a:lnStyleLst>
+      <a:effectStyleLst>
+        <a:effectStyle>
+          <a:effectLst/>
+        </a:effectStyle>
+        <a:effectStyle>
+          <a:effectLst/>
+        </a:effectStyle>
+        <a:effectStyle>
+          <a:effectLst>
+            <a:outerShdw blurRad="57150" dist="19050" dir="5400000" algn="ctr" rotWithShape="false">
+              <a:srgbClr val="000000">
+                <a:alpha val="63000"/>
+              </a:srgbClr>
+            </a:outerShdw>
+          </a:effectLst>
+        </a:effectStyle>
+      </a:effectStyleLst>
+      <a:bgFillStyleLst>
+        <a:solidFill>
+          <a:schemeClr val="phClr"/>
+        </a:solidFill>
+        <a:solidFill>
+          <a:schemeClr val="phClr">
+            <a:tint val="95000"/>
+            <a:satMod val="170000"/>
+          </a:schemeClr>
+        </a:solidFill>
+        <a:gradFill rotWithShape="true">
+          <a:gsLst>
+            <a:gs pos="0">
+              <a:schemeClr val="phClr">
+                <a:tint val="93000"/>
+                <a:satMod val="150000"/>
+                <a:shade val="98000"/>
+                <a:lumMod val="102000"/>
+              </a:schemeClr>
+            </a:gs>
+            <a:gs pos="50000">
+              <a:schemeClr val="phClr">
+                <a:tint val="98000"/>
+                <a:satMod val="130000"/>
+                <a:shade val="90000"/>
+                <a:lumMod val="103000"/>
+              </a:schemeClr>
+            </a:gs>
+            <a:gs pos="100000">
+              <a:schemeClr val="phClr">
+                <a:shade val="63000"/>
+                <a:satMod val="120000"/>
+              </a:schemeClr>
+            </a:gs>
+          </a:gsLst>
+          <a:lin ang="5400000" scaled="false"/>
+        </a:gradFill>
+      </a:bgFillStyleLst>
+    </a:fmtScheme>
+  </a:themeElements>
+  <a:objectDefaults/>
+  <a:extraClrSchemeLst/>
+</a:theme>
 </file>